--- a/FOLHA-DE-ENTREGA.docx
+++ b/FOLHA-DE-ENTREGA.docx
@@ -136,7 +136,7 @@
         <w:t xml:space="preserve"> </w:t>
       </w:r>
       <w:r>
-        <w:t xml:space="preserve">(📸 print ou ✍️ resposta). Cole aqui o print ou escreva a resposta de cada uma,</w:t>
+        <w:t xml:space="preserve">(print ou resposta). Cole aqui o print ou escreva a resposta de cada uma,</w:t>
       </w:r>
       <w:r>
         <w:t xml:space="preserve"> </w:t>
